--- a/tests/test_cases_signal.docx
+++ b/tests/test_cases_signal.docx
@@ -3243,7 +3243,17 @@
                 <w:szCs w:val="20"/>
                 <w:lang w:val="ru-RU" w:eastAsia="en-AU"/>
               </w:rPr>
-              <w:t xml:space="preserve"> как можно больше подробностей и разъяснений. </w:t>
+              <w:t xml:space="preserve"> как </w:t>
+            </w:r>
+            <w:r>
+              <w:rPr>
+                <w:rFonts w:ascii="Microsoft YaHei" w:eastAsia="Microsoft YaHei" w:hAnsi="Microsoft YaHei" w:cs="Arial"/>
+                <w:sz w:val="20"/>
+                <w:szCs w:val="20"/>
+                <w:lang w:val="ru-RU" w:eastAsia="en-AU"/>
+              </w:rPr>
+              <w:lastRenderedPageBreak/>
+              <w:t xml:space="preserve">можно больше подробностей и разъяснений. </w:t>
             </w:r>
             <w:r>
               <w:rPr>
@@ -3358,6 +3368,7 @@
                 <w:szCs w:val="20"/>
                 <w:lang w:val="ru-RU" w:eastAsia="en-AU"/>
               </w:rPr>
+              <w:lastRenderedPageBreak/>
               <w:t>Тестовые</w:t>
             </w:r>
             <w:r>
@@ -6439,6 +6450,7 @@
           <w:szCs w:val="18"/>
           <w:lang w:val="ru-RU"/>
         </w:rPr>
+        <w:lastRenderedPageBreak/>
         <w:t>Тестовый</w:t>
       </w:r>
       <w:r>
@@ -6790,6 +6802,15 @@
               </w:rPr>
               <w:t xml:space="preserve"> и пароль пользователя</w:t>
             </w:r>
+            <w:r>
+              <w:rPr>
+                <w:rFonts w:ascii="Microsoft YaHei" w:eastAsia="Microsoft YaHei" w:hAnsi="Microsoft YaHei" w:cs="Arial"/>
+                <w:sz w:val="18"/>
+                <w:szCs w:val="18"/>
+                <w:lang w:val="ru-RU" w:eastAsia="en-AU"/>
+              </w:rPr>
+              <w:t>,</w:t>
+            </w:r>
           </w:p>
           <w:p>
             <w:pPr>
@@ -7064,88 +7085,79 @@
                 <w:szCs w:val="18"/>
                 <w:lang w:val="ru-RU" w:eastAsia="en-AU"/>
               </w:rPr>
-              <w:t>Закрытие окна авторизации, Открытие главного окна,</w:t>
-            </w:r>
-            <w:r>
-              <w:rPr>
-                <w:rFonts w:ascii="Microsoft YaHei" w:eastAsia="Microsoft YaHei" w:hAnsi="Microsoft YaHei" w:cs="Arial"/>
-                <w:sz w:val="18"/>
-                <w:szCs w:val="18"/>
-                <w:lang w:val="ru-RU" w:eastAsia="en-AU"/>
-              </w:rPr>
-              <w:t xml:space="preserve"> запись</w:t>
-            </w:r>
-            <w:r>
-              <w:rPr>
-                <w:rFonts w:ascii="Microsoft YaHei" w:eastAsia="Microsoft YaHei" w:hAnsi="Microsoft YaHei" w:cs="Arial"/>
-                <w:sz w:val="18"/>
-                <w:szCs w:val="18"/>
-                <w:lang w:val="ru-RU" w:eastAsia="en-AU"/>
-              </w:rPr>
-              <w:t xml:space="preserve"> в сеанс пользователя </w:t>
-            </w:r>
-            <w:r>
-              <w:rPr>
-                <w:rFonts w:ascii="Microsoft YaHei" w:eastAsia="Microsoft YaHei" w:hAnsi="Microsoft YaHei" w:cs="Arial"/>
-                <w:sz w:val="18"/>
-                <w:szCs w:val="18"/>
-                <w:lang w:val="ru-RU" w:eastAsia="en-AU"/>
-              </w:rPr>
-              <w:t>токенов</w:t>
-            </w:r>
-            <w:r>
-              <w:rPr>
-                <w:rFonts w:ascii="Microsoft YaHei" w:eastAsia="Microsoft YaHei" w:hAnsi="Microsoft YaHei" w:cs="Arial"/>
-                <w:sz w:val="18"/>
-                <w:szCs w:val="18"/>
-                <w:lang w:val="ru-RU" w:eastAsia="en-AU"/>
-              </w:rPr>
-              <w:t xml:space="preserve">, в правом верхнем углу отображаются </w:t>
-            </w:r>
-            <w:r>
-              <w:rPr>
-                <w:rFonts w:ascii="Microsoft YaHei" w:eastAsia="Microsoft YaHei" w:hAnsi="Microsoft YaHei" w:cs="Arial"/>
-                <w:sz w:val="18"/>
-                <w:szCs w:val="18"/>
-                <w:lang w:val="ru-RU" w:eastAsia="en-AU"/>
-              </w:rPr>
-              <w:t xml:space="preserve">фио </w:t>
-            </w:r>
-            <w:r>
-              <w:rPr>
-                <w:rFonts w:ascii="Microsoft YaHei" w:eastAsia="Microsoft YaHei" w:hAnsi="Microsoft YaHei" w:cs="Arial"/>
-                <w:sz w:val="18"/>
-                <w:szCs w:val="18"/>
-                <w:lang w:val="ru-RU" w:eastAsia="en-AU"/>
-              </w:rPr>
-              <w:t xml:space="preserve">пользователя с </w:t>
-            </w:r>
-            <w:r>
-              <w:rPr>
-                <w:rFonts w:ascii="Microsoft YaHei" w:eastAsia="Microsoft YaHei" w:hAnsi="Microsoft YaHei" w:cs="Arial"/>
-                <w:sz w:val="18"/>
-                <w:szCs w:val="18"/>
-                <w:lang w:val="ru-RU" w:eastAsia="en-AU"/>
-              </w:rPr>
-              <w:t>логином «</w:t>
-            </w:r>
-            <w:r>
-              <w:rPr>
-                <w:rFonts w:ascii="Microsoft YaHei" w:eastAsia="Microsoft YaHei" w:hAnsi="Microsoft YaHei" w:cs="Arial"/>
-                <w:sz w:val="18"/>
-                <w:szCs w:val="18"/>
-                <w:lang w:val="en-US" w:eastAsia="en-AU"/>
-              </w:rPr>
-              <w:t>admin</w:t>
-            </w:r>
-            <w:r>
-              <w:rPr>
-                <w:rFonts w:ascii="Microsoft YaHei" w:eastAsia="Microsoft YaHei" w:hAnsi="Microsoft YaHei" w:cs="Arial"/>
-                <w:sz w:val="18"/>
-                <w:szCs w:val="18"/>
-                <w:lang w:val="ru-RU" w:eastAsia="en-AU"/>
-              </w:rPr>
-              <w:t>»:</w:t>
+              <w:t xml:space="preserve">Закрытие </w:t>
+            </w:r>
+            <w:r>
+              <w:rPr>
+                <w:rFonts w:ascii="Microsoft YaHei" w:eastAsia="Microsoft YaHei" w:hAnsi="Microsoft YaHei" w:cs="Arial"/>
+                <w:sz w:val="18"/>
+                <w:szCs w:val="18"/>
+                <w:lang w:val="ru-RU" w:eastAsia="en-AU"/>
+              </w:rPr>
+              <w:t>страницы</w:t>
+            </w:r>
+            <w:r>
+              <w:rPr>
+                <w:rFonts w:ascii="Microsoft YaHei" w:eastAsia="Microsoft YaHei" w:hAnsi="Microsoft YaHei" w:cs="Arial"/>
+                <w:sz w:val="18"/>
+                <w:szCs w:val="18"/>
+                <w:lang w:val="ru-RU" w:eastAsia="en-AU"/>
+              </w:rPr>
+              <w:t xml:space="preserve"> авторизации, </w:t>
+            </w:r>
+            <w:r>
+              <w:rPr>
+                <w:rFonts w:ascii="Microsoft YaHei" w:eastAsia="Microsoft YaHei" w:hAnsi="Microsoft YaHei" w:cs="Arial"/>
+                <w:sz w:val="18"/>
+                <w:szCs w:val="18"/>
+                <w:lang w:val="ru-RU" w:eastAsia="en-AU"/>
+              </w:rPr>
+              <w:t>о</w:t>
+            </w:r>
+            <w:r>
+              <w:rPr>
+                <w:rFonts w:ascii="Microsoft YaHei" w:eastAsia="Microsoft YaHei" w:hAnsi="Microsoft YaHei" w:cs="Arial"/>
+                <w:sz w:val="18"/>
+                <w:szCs w:val="18"/>
+                <w:lang w:val="ru-RU" w:eastAsia="en-AU"/>
+              </w:rPr>
+              <w:t xml:space="preserve">ткрытие </w:t>
+            </w:r>
+            <w:r>
+              <w:rPr>
+                <w:rFonts w:ascii="Microsoft YaHei" w:eastAsia="Microsoft YaHei" w:hAnsi="Microsoft YaHei" w:cs="Arial"/>
+                <w:sz w:val="18"/>
+                <w:szCs w:val="18"/>
+                <w:lang w:val="ru-RU" w:eastAsia="en-AU"/>
+              </w:rPr>
+              <w:t>страницы мониторинга</w:t>
+            </w:r>
+            <w:r>
+              <w:rPr>
+                <w:rFonts w:ascii="Microsoft YaHei" w:eastAsia="Microsoft YaHei" w:hAnsi="Microsoft YaHei" w:cs="Arial"/>
+                <w:sz w:val="18"/>
+                <w:szCs w:val="18"/>
+                <w:lang w:val="ru-RU" w:eastAsia="en-AU"/>
+              </w:rPr>
+              <w:t xml:space="preserve">, </w:t>
+            </w:r>
+            <w:r>
+              <w:rPr>
+                <w:rFonts w:ascii="Microsoft YaHei" w:eastAsia="Microsoft YaHei" w:hAnsi="Microsoft YaHei" w:cs="Arial"/>
+                <w:sz w:val="18"/>
+                <w:szCs w:val="18"/>
+                <w:lang w:val="ru-RU" w:eastAsia="en-AU"/>
+              </w:rPr>
+              <w:t xml:space="preserve">в правом верхнем углу </w:t>
+            </w:r>
+            <w:r>
+              <w:rPr>
+                <w:rFonts w:ascii="Microsoft YaHei" w:eastAsia="Microsoft YaHei" w:hAnsi="Microsoft YaHei" w:cs="Arial"/>
+                <w:sz w:val="18"/>
+                <w:szCs w:val="18"/>
+                <w:lang w:val="ru-RU" w:eastAsia="en-AU"/>
+              </w:rPr>
+              <w:t>отобразится</w:t>
             </w:r>
             <w:r>
               <w:rPr>
@@ -8051,6 +8063,15 @@
               </w:rPr>
               <w:t xml:space="preserve"> пароль пользователя</w:t>
             </w:r>
+            <w:r>
+              <w:rPr>
+                <w:rFonts w:ascii="Microsoft YaHei" w:eastAsia="Microsoft YaHei" w:hAnsi="Microsoft YaHei" w:cs="Arial"/>
+                <w:sz w:val="18"/>
+                <w:szCs w:val="18"/>
+                <w:lang w:val="ru-RU" w:eastAsia="en-AU"/>
+              </w:rPr>
+              <w:t>,</w:t>
+            </w:r>
           </w:p>
           <w:p>
             <w:pPr>
@@ -8727,6 +8748,7 @@
           <w:szCs w:val="18"/>
           <w:lang w:val="ru-RU"/>
         </w:rPr>
+        <w:lastRenderedPageBreak/>
         <w:t>Тестовый</w:t>
       </w:r>
       <w:r>
@@ -10600,6 +10622,7 @@
           <w:sz w:val="18"/>
           <w:szCs w:val="18"/>
         </w:rPr>
+        <w:lastRenderedPageBreak/>
         <w:t>Test case #5:</w:t>
       </w:r>
     </w:p>
@@ -11466,6 +11489,7 @@
           <w:sz w:val="18"/>
           <w:szCs w:val="18"/>
         </w:rPr>
+        <w:lastRenderedPageBreak/>
         <w:t>Test case #</w:t>
       </w:r>
       <w:r>
@@ -11857,63 +11881,16 @@
                 <w:szCs w:val="18"/>
                 <w:lang w:val="ru-RU" w:eastAsia="en-AU"/>
               </w:rPr>
-              <w:t xml:space="preserve">3. Поставить «Использовать </w:t>
-            </w:r>
-            <w:r>
-              <w:rPr>
-                <w:rFonts w:ascii="Microsoft YaHei" w:eastAsia="Microsoft YaHei" w:hAnsi="Microsoft YaHei" w:cs="Arial"/>
-                <w:sz w:val="18"/>
-                <w:szCs w:val="18"/>
-                <w:lang w:val="en-US" w:eastAsia="en-AU"/>
-              </w:rPr>
-              <w:t>https</w:t>
-            </w:r>
-            <w:r>
-              <w:rPr>
-                <w:rFonts w:ascii="Microsoft YaHei" w:eastAsia="Microsoft YaHei" w:hAnsi="Microsoft YaHei" w:cs="Arial"/>
-                <w:sz w:val="18"/>
-                <w:szCs w:val="18"/>
-                <w:lang w:val="ru-RU" w:eastAsia="en-AU"/>
-              </w:rPr>
-              <w:t>»</w:t>
-            </w:r>
-            <w:r>
-              <w:rPr>
-                <w:rFonts w:ascii="Microsoft YaHei" w:eastAsia="Microsoft YaHei" w:hAnsi="Microsoft YaHei" w:cs="Arial"/>
-                <w:sz w:val="18"/>
-                <w:szCs w:val="18"/>
-                <w:lang w:val="ru-RU" w:eastAsia="en-AU"/>
-              </w:rPr>
-              <w:t xml:space="preserve"> </w:t>
-            </w:r>
-            <w:r>
-              <w:rPr>
-                <w:rFonts w:ascii="Microsoft YaHei" w:eastAsia="Microsoft YaHei" w:hAnsi="Microsoft YaHei" w:cs="Arial"/>
-                <w:sz w:val="18"/>
-                <w:szCs w:val="18"/>
-                <w:lang w:val="ru-RU" w:eastAsia="en-AU"/>
-              </w:rPr>
-              <w:t>в выключенное состояние</w:t>
-            </w:r>
-          </w:p>
-          <w:p>
-            <w:pPr>
-              <w:spacing w:after="0" w:line="240" w:lineRule="auto"/>
-              <w:rPr>
-                <w:rFonts w:ascii="Microsoft YaHei" w:eastAsia="Microsoft YaHei" w:hAnsi="Microsoft YaHei" w:cs="Arial"/>
-                <w:sz w:val="18"/>
-                <w:szCs w:val="18"/>
-                <w:lang w:val="ru-RU" w:eastAsia="en-AU"/>
-              </w:rPr>
-            </w:pPr>
-            <w:r>
-              <w:rPr>
-                <w:rFonts w:ascii="Microsoft YaHei" w:eastAsia="Microsoft YaHei" w:hAnsi="Microsoft YaHei" w:cs="Arial"/>
-                <w:sz w:val="18"/>
-                <w:szCs w:val="18"/>
-                <w:lang w:val="ru-RU" w:eastAsia="en-AU"/>
-              </w:rPr>
               <w:t>3. Нажать на кнопку «Проверить»</w:t>
+            </w:r>
+            <w:r>
+              <w:rPr>
+                <w:rFonts w:ascii="Microsoft YaHei" w:eastAsia="Microsoft YaHei" w:hAnsi="Microsoft YaHei" w:cs="Arial"/>
+                <w:sz w:val="18"/>
+                <w:szCs w:val="18"/>
+                <w:lang w:val="ru-RU" w:eastAsia="en-AU"/>
+              </w:rPr>
+              <w:t>,</w:t>
             </w:r>
           </w:p>
           <w:p>
@@ -12025,16 +12002,25 @@
                 <w:szCs w:val="18"/>
                 <w:lang w:val="ru-RU" w:eastAsia="en-AU"/>
               </w:rPr>
-              <w:t xml:space="preserve">Адрес: </w:t>
-            </w:r>
-            <w:r>
-              <w:rPr>
-                <w:rFonts w:ascii="Microsoft YaHei" w:eastAsia="Microsoft YaHei" w:hAnsi="Microsoft YaHei" w:cs="Arial"/>
-                <w:sz w:val="18"/>
-                <w:szCs w:val="18"/>
-                <w:lang w:val="ru-RU" w:eastAsia="en-AU"/>
-              </w:rPr>
-              <w:t>Актуальный адрес сервера, Порт: 7007</w:t>
+              <w:t>Адрес:</w:t>
+            </w:r>
+            <w:r>
+              <w:rPr>
+                <w:rFonts w:ascii="Microsoft YaHei" w:eastAsia="Microsoft YaHei" w:hAnsi="Microsoft YaHei" w:cs="Arial"/>
+                <w:sz w:val="18"/>
+                <w:szCs w:val="18"/>
+                <w:lang w:val="ru-RU" w:eastAsia="en-AU"/>
+              </w:rPr>
+              <w:t>10.71.163.90</w:t>
+            </w:r>
+            <w:r>
+              <w:rPr>
+                <w:rFonts w:ascii="Microsoft YaHei" w:eastAsia="Microsoft YaHei" w:hAnsi="Microsoft YaHei" w:cs="Arial"/>
+                <w:sz w:val="18"/>
+                <w:szCs w:val="18"/>
+                <w:lang w:val="ru-RU" w:eastAsia="en-AU"/>
+              </w:rPr>
+              <w:t>, Порт: 7007</w:t>
             </w:r>
           </w:p>
         </w:tc>
@@ -12127,7 +12113,34 @@
                 <w:szCs w:val="18"/>
                 <w:lang w:val="ru-RU" w:eastAsia="en-AU"/>
               </w:rPr>
-              <w:t>Отобразится пиктограмма галочки на кнопке сохранить</w:t>
+              <w:t xml:space="preserve">Отобразится пиктограмма галочки на кнопке </w:t>
+            </w:r>
+            <w:r>
+              <w:rPr>
+                <w:rFonts w:ascii="Microsoft YaHei" w:eastAsia="Microsoft YaHei" w:hAnsi="Microsoft YaHei" w:cs="Arial"/>
+                <w:sz w:val="18"/>
+                <w:szCs w:val="18"/>
+                <w:lang w:val="ru-RU" w:eastAsia="en-AU"/>
+              </w:rPr>
+              <w:t>«С</w:t>
+            </w:r>
+            <w:r>
+              <w:rPr>
+                <w:rFonts w:ascii="Microsoft YaHei" w:eastAsia="Microsoft YaHei" w:hAnsi="Microsoft YaHei" w:cs="Arial"/>
+                <w:sz w:val="18"/>
+                <w:szCs w:val="18"/>
+                <w:lang w:val="ru-RU" w:eastAsia="en-AU"/>
+              </w:rPr>
+              <w:t>охранить</w:t>
+            </w:r>
+            <w:r>
+              <w:rPr>
+                <w:rFonts w:ascii="Microsoft YaHei" w:eastAsia="Microsoft YaHei" w:hAnsi="Microsoft YaHei" w:cs="Arial"/>
+                <w:sz w:val="18"/>
+                <w:szCs w:val="18"/>
+                <w:lang w:val="ru-RU" w:eastAsia="en-AU"/>
+              </w:rPr>
+              <w:t>»</w:t>
             </w:r>
           </w:p>
         </w:tc>
@@ -12311,7 +12324,34 @@
                 <w:szCs w:val="18"/>
                 <w:lang w:val="ru-RU" w:eastAsia="en-AU"/>
               </w:rPr>
-              <w:t xml:space="preserve">На сервере запущено </w:t>
+              <w:t>На сервере</w:t>
+            </w:r>
+            <w:r>
+              <w:rPr>
+                <w:rFonts w:ascii="Microsoft YaHei" w:eastAsia="Microsoft YaHei" w:hAnsi="Microsoft YaHei" w:cs="Arial"/>
+                <w:sz w:val="18"/>
+                <w:szCs w:val="18"/>
+                <w:lang w:val="ru-RU" w:eastAsia="en-AU"/>
+              </w:rPr>
+              <w:t xml:space="preserve"> по адресу </w:t>
+            </w:r>
+            <w:r>
+              <w:rPr>
+                <w:rFonts w:ascii="Microsoft YaHei" w:eastAsia="Microsoft YaHei" w:hAnsi="Microsoft YaHei" w:cs="Arial"/>
+                <w:sz w:val="18"/>
+                <w:szCs w:val="18"/>
+                <w:lang w:val="ru-RU" w:eastAsia="en-AU"/>
+              </w:rPr>
+              <w:t>10.71.163.90</w:t>
+            </w:r>
+            <w:r>
+              <w:rPr>
+                <w:rFonts w:ascii="Microsoft YaHei" w:eastAsia="Microsoft YaHei" w:hAnsi="Microsoft YaHei" w:cs="Arial"/>
+                <w:sz w:val="18"/>
+                <w:szCs w:val="18"/>
+                <w:lang w:val="ru-RU" w:eastAsia="en-AU"/>
+              </w:rPr>
+              <w:t xml:space="preserve"> запущено </w:t>
             </w:r>
             <w:r>
               <w:rPr>
@@ -12592,6 +12632,7 @@
           <w:sz w:val="18"/>
           <w:szCs w:val="18"/>
         </w:rPr>
+        <w:lastRenderedPageBreak/>
         <w:t>Test case #</w:t>
       </w:r>
       <w:r>
@@ -12880,48 +12921,46 @@
                 <w:szCs w:val="18"/>
                 <w:lang w:val="ru-RU" w:eastAsia="en-AU"/>
               </w:rPr>
-              <w:t>1. Перейти на страницу настроек,</w:t>
-            </w:r>
-          </w:p>
-          <w:p>
-            <w:pPr>
-              <w:spacing w:after="0" w:line="240" w:lineRule="auto"/>
-              <w:rPr>
-                <w:rFonts w:ascii="Microsoft YaHei" w:eastAsia="Microsoft YaHei" w:hAnsi="Microsoft YaHei" w:cs="Arial"/>
-                <w:sz w:val="18"/>
-                <w:szCs w:val="18"/>
-                <w:lang w:val="ru-RU" w:eastAsia="en-AU"/>
-              </w:rPr>
-            </w:pPr>
-            <w:r>
-              <w:rPr>
-                <w:rFonts w:ascii="Microsoft YaHei" w:eastAsia="Microsoft YaHei" w:hAnsi="Microsoft YaHei" w:cs="Arial"/>
-                <w:sz w:val="18"/>
-                <w:szCs w:val="18"/>
-                <w:lang w:val="ru-RU" w:eastAsia="en-AU"/>
-              </w:rPr>
-              <w:t>2. Ввести адрес и некорректный порт,</w:t>
-            </w:r>
-          </w:p>
-          <w:p>
-            <w:pPr>
-              <w:spacing w:after="0" w:line="240" w:lineRule="auto"/>
-              <w:rPr>
-                <w:rFonts w:ascii="Microsoft YaHei" w:eastAsia="Microsoft YaHei" w:hAnsi="Microsoft YaHei" w:cs="Arial"/>
-                <w:sz w:val="18"/>
-                <w:szCs w:val="18"/>
-                <w:lang w:val="ru-RU" w:eastAsia="en-AU"/>
-              </w:rPr>
-            </w:pPr>
-            <w:r>
-              <w:rPr>
-                <w:rFonts w:ascii="Microsoft YaHei" w:eastAsia="Microsoft YaHei" w:hAnsi="Microsoft YaHei" w:cs="Arial"/>
-                <w:sz w:val="18"/>
-                <w:szCs w:val="18"/>
-                <w:lang w:val="ru-RU" w:eastAsia="en-AU"/>
-              </w:rPr>
-              <w:t xml:space="preserve">3. Поставить «Использовать </w:t>
-            </w:r>
+              <w:t>1</w:t>
+            </w:r>
+            <w:r>
+              <w:rPr>
+                <w:rFonts w:ascii="Microsoft YaHei" w:eastAsia="Microsoft YaHei" w:hAnsi="Microsoft YaHei" w:cs="Arial"/>
+                <w:sz w:val="18"/>
+                <w:szCs w:val="18"/>
+                <w:lang w:val="ru-RU" w:eastAsia="en-AU"/>
+              </w:rPr>
+              <w:t xml:space="preserve">. </w:t>
+            </w:r>
+            <w:r>
+              <w:rPr>
+                <w:rFonts w:ascii="Microsoft YaHei" w:eastAsia="Microsoft YaHei" w:hAnsi="Microsoft YaHei" w:cs="Arial"/>
+                <w:sz w:val="18"/>
+                <w:szCs w:val="18"/>
+                <w:lang w:val="ru-RU" w:eastAsia="en-AU"/>
+              </w:rPr>
+              <w:t>На странице настроек в</w:t>
+            </w:r>
+            <w:r>
+              <w:rPr>
+                <w:rFonts w:ascii="Microsoft YaHei" w:eastAsia="Microsoft YaHei" w:hAnsi="Microsoft YaHei" w:cs="Arial"/>
+                <w:sz w:val="18"/>
+                <w:szCs w:val="18"/>
+                <w:lang w:val="ru-RU" w:eastAsia="en-AU"/>
+              </w:rPr>
+              <w:t>вести порт,</w:t>
+            </w:r>
+          </w:p>
+          <w:p>
+            <w:pPr>
+              <w:spacing w:after="0" w:line="240" w:lineRule="auto"/>
+              <w:rPr>
+                <w:rFonts w:ascii="Microsoft YaHei" w:eastAsia="Microsoft YaHei" w:hAnsi="Microsoft YaHei" w:cs="Arial"/>
+                <w:sz w:val="18"/>
+                <w:szCs w:val="18"/>
+                <w:lang w:val="ru-RU" w:eastAsia="en-AU"/>
+              </w:rPr>
+            </w:pPr>
             <w:r>
               <w:rPr>
                 <w:rFonts w:ascii="Microsoft YaHei" w:eastAsia="Microsoft YaHei" w:hAnsi="Microsoft YaHei" w:cs="Arial"/>
@@ -12929,74 +12968,16 @@
                 <w:szCs w:val="18"/>
                 <w:lang w:val="en-US" w:eastAsia="en-AU"/>
               </w:rPr>
-              <w:t>https</w:t>
-            </w:r>
-            <w:r>
-              <w:rPr>
-                <w:rFonts w:ascii="Microsoft YaHei" w:eastAsia="Microsoft YaHei" w:hAnsi="Microsoft YaHei" w:cs="Arial"/>
-                <w:sz w:val="18"/>
-                <w:szCs w:val="18"/>
-                <w:lang w:val="ru-RU" w:eastAsia="en-AU"/>
-              </w:rPr>
-              <w:t>»</w:t>
-            </w:r>
-            <w:r>
-              <w:rPr>
-                <w:rFonts w:ascii="Microsoft YaHei" w:eastAsia="Microsoft YaHei" w:hAnsi="Microsoft YaHei" w:cs="Arial"/>
-                <w:sz w:val="18"/>
-                <w:szCs w:val="18"/>
-                <w:lang w:val="ru-RU" w:eastAsia="en-AU"/>
-              </w:rPr>
-              <w:t xml:space="preserve"> </w:t>
-            </w:r>
-            <w:r>
-              <w:rPr>
-                <w:rFonts w:ascii="Microsoft YaHei" w:eastAsia="Microsoft YaHei" w:hAnsi="Microsoft YaHei" w:cs="Arial"/>
-                <w:sz w:val="18"/>
-                <w:szCs w:val="18"/>
-                <w:lang w:val="ru-RU" w:eastAsia="en-AU"/>
-              </w:rPr>
-              <w:t>в выключенное состояние</w:t>
-            </w:r>
-          </w:p>
-          <w:p>
-            <w:pPr>
-              <w:spacing w:after="0" w:line="240" w:lineRule="auto"/>
-              <w:rPr>
-                <w:rFonts w:ascii="Microsoft YaHei" w:eastAsia="Microsoft YaHei" w:hAnsi="Microsoft YaHei" w:cs="Arial"/>
-                <w:sz w:val="18"/>
-                <w:szCs w:val="18"/>
-                <w:lang w:val="ru-RU" w:eastAsia="en-AU"/>
-              </w:rPr>
-            </w:pPr>
-            <w:r>
-              <w:rPr>
-                <w:rFonts w:ascii="Microsoft YaHei" w:eastAsia="Microsoft YaHei" w:hAnsi="Microsoft YaHei" w:cs="Arial"/>
-                <w:sz w:val="18"/>
-                <w:szCs w:val="18"/>
-                <w:lang w:val="ru-RU" w:eastAsia="en-AU"/>
-              </w:rPr>
-              <w:t>3. Нажать на кнопку «Проверить»</w:t>
-            </w:r>
-          </w:p>
-          <w:p>
-            <w:pPr>
-              <w:spacing w:after="0" w:line="240" w:lineRule="auto"/>
-              <w:rPr>
-                <w:rFonts w:ascii="Microsoft YaHei" w:eastAsia="Microsoft YaHei" w:hAnsi="Microsoft YaHei" w:cs="Arial"/>
-                <w:sz w:val="18"/>
-                <w:szCs w:val="18"/>
-                <w:lang w:val="ru-RU" w:eastAsia="en-AU"/>
-              </w:rPr>
-            </w:pPr>
-            <w:r>
-              <w:rPr>
-                <w:rFonts w:ascii="Microsoft YaHei" w:eastAsia="Microsoft YaHei" w:hAnsi="Microsoft YaHei" w:cs="Arial"/>
-                <w:sz w:val="18"/>
-                <w:szCs w:val="18"/>
-                <w:lang w:val="ru-RU" w:eastAsia="en-AU"/>
-              </w:rPr>
-              <w:t>4. Нажать на кнопку «Сохранить»</w:t>
+              <w:t>2</w:t>
+            </w:r>
+            <w:r>
+              <w:rPr>
+                <w:rFonts w:ascii="Microsoft YaHei" w:eastAsia="Microsoft YaHei" w:hAnsi="Microsoft YaHei" w:cs="Arial"/>
+                <w:sz w:val="18"/>
+                <w:szCs w:val="18"/>
+                <w:lang w:val="ru-RU" w:eastAsia="en-AU"/>
+              </w:rPr>
+              <w:t>. Нажать на кнопку «Проверить»</w:t>
             </w:r>
           </w:p>
         </w:tc>
@@ -13078,26 +13059,26 @@
                 <w:rFonts w:ascii="Microsoft YaHei" w:eastAsia="Microsoft YaHei" w:hAnsi="Microsoft YaHei" w:cs="Arial"/>
                 <w:sz w:val="18"/>
                 <w:szCs w:val="18"/>
-                <w:lang w:val="ru-RU" w:eastAsia="en-AU"/>
-              </w:rPr>
-            </w:pPr>
-            <w:r>
-              <w:rPr>
-                <w:rFonts w:ascii="Microsoft YaHei" w:eastAsia="Microsoft YaHei" w:hAnsi="Microsoft YaHei" w:cs="Arial"/>
-                <w:sz w:val="18"/>
-                <w:szCs w:val="18"/>
-                <w:lang w:val="ru-RU" w:eastAsia="en-AU"/>
-              </w:rPr>
-              <w:t xml:space="preserve">Адрес: Актуальный адрес сервера, Порт: </w:t>
-            </w:r>
-            <w:r>
-              <w:rPr>
-                <w:rFonts w:ascii="Microsoft YaHei" w:eastAsia="Microsoft YaHei" w:hAnsi="Microsoft YaHei" w:cs="Arial"/>
-                <w:sz w:val="18"/>
-                <w:szCs w:val="18"/>
-                <w:lang w:val="ru-RU" w:eastAsia="en-AU"/>
-              </w:rPr>
-              <w:t>1.2.3.4</w:t>
+                <w:lang w:val="en-US" w:eastAsia="en-AU"/>
+              </w:rPr>
+            </w:pPr>
+            <w:r>
+              <w:rPr>
+                <w:rFonts w:ascii="Microsoft YaHei" w:eastAsia="Microsoft YaHei" w:hAnsi="Microsoft YaHei" w:cs="Arial"/>
+                <w:sz w:val="18"/>
+                <w:szCs w:val="18"/>
+                <w:lang w:val="ru-RU" w:eastAsia="en-AU"/>
+              </w:rPr>
+              <w:t xml:space="preserve">Порт: </w:t>
+            </w:r>
+            <w:r>
+              <w:rPr>
+                <w:rFonts w:ascii="Microsoft YaHei" w:eastAsia="Microsoft YaHei" w:hAnsi="Microsoft YaHei" w:cs="Arial"/>
+                <w:sz w:val="18"/>
+                <w:szCs w:val="18"/>
+                <w:lang w:val="en-US" w:eastAsia="en-AU"/>
+              </w:rPr>
+              <w:t>wrongport</w:t>
             </w:r>
           </w:p>
         </w:tc>
@@ -13509,6 +13490,7 @@
           <w:sz w:val="18"/>
           <w:szCs w:val="18"/>
         </w:rPr>
+        <w:lastRenderedPageBreak/>
         <w:t>Test case #</w:t>
       </w:r>
       <w:r>
@@ -13808,6 +13790,15 @@
                 <w:lang w:val="ru-RU" w:eastAsia="en-AU"/>
               </w:rPr>
               <w:t>Открыть страницу «Связь с разработчиком»</w:t>
+            </w:r>
+            <w:r>
+              <w:rPr>
+                <w:rFonts w:ascii="Microsoft YaHei" w:eastAsia="Microsoft YaHei" w:hAnsi="Microsoft YaHei" w:cs="Arial"/>
+                <w:sz w:val="18"/>
+                <w:szCs w:val="18"/>
+                <w:lang w:val="ru-RU" w:eastAsia="en-AU"/>
+              </w:rPr>
+              <w:t>,</w:t>
             </w:r>
           </w:p>
           <w:p>
@@ -14604,16 +14595,54 @@
                 <w:szCs w:val="18"/>
                 <w:lang w:val="ru-RU" w:eastAsia="en-AU"/>
               </w:rPr>
-              <w:t xml:space="preserve">1. </w:t>
-            </w:r>
-            <w:r>
-              <w:rPr>
-                <w:rFonts w:ascii="Microsoft YaHei" w:eastAsia="Microsoft YaHei" w:hAnsi="Microsoft YaHei" w:cs="Arial"/>
-                <w:sz w:val="18"/>
-                <w:szCs w:val="18"/>
-                <w:lang w:val="ru-RU" w:eastAsia="en-AU"/>
-              </w:rPr>
-              <w:t>На экране списка устройств выбрать «устройство2»</w:t>
+              <w:t>1. Перейти н</w:t>
+            </w:r>
+            <w:r>
+              <w:rPr>
+                <w:rFonts w:ascii="Microsoft YaHei" w:eastAsia="Microsoft YaHei" w:hAnsi="Microsoft YaHei" w:cs="Arial"/>
+                <w:sz w:val="18"/>
+                <w:szCs w:val="18"/>
+                <w:lang w:val="ru-RU" w:eastAsia="en-AU"/>
+              </w:rPr>
+              <w:t>а экран списка устройств</w:t>
+            </w:r>
+            <w:r>
+              <w:rPr>
+                <w:rFonts w:ascii="Microsoft YaHei" w:eastAsia="Microsoft YaHei" w:hAnsi="Microsoft YaHei" w:cs="Arial"/>
+                <w:sz w:val="18"/>
+                <w:szCs w:val="18"/>
+                <w:lang w:val="ru-RU" w:eastAsia="en-AU"/>
+              </w:rPr>
+              <w:t>,</w:t>
+            </w:r>
+          </w:p>
+          <w:p>
+            <w:pPr>
+              <w:spacing w:after="0" w:line="240" w:lineRule="auto"/>
+              <w:rPr>
+                <w:rFonts w:ascii="Microsoft YaHei" w:eastAsia="Microsoft YaHei" w:hAnsi="Microsoft YaHei" w:cs="Arial"/>
+                <w:sz w:val="18"/>
+                <w:szCs w:val="18"/>
+                <w:lang w:val="ru-RU" w:eastAsia="en-AU"/>
+              </w:rPr>
+            </w:pPr>
+            <w:r>
+              <w:rPr>
+                <w:rFonts w:ascii="Microsoft YaHei" w:eastAsia="Microsoft YaHei" w:hAnsi="Microsoft YaHei" w:cs="Arial"/>
+                <w:sz w:val="18"/>
+                <w:szCs w:val="18"/>
+                <w:lang w:val="ru-RU" w:eastAsia="en-AU"/>
+              </w:rPr>
+              <w:t xml:space="preserve">2. </w:t>
+            </w:r>
+            <w:r>
+              <w:rPr>
+                <w:rFonts w:ascii="Microsoft YaHei" w:eastAsia="Microsoft YaHei" w:hAnsi="Microsoft YaHei" w:cs="Arial"/>
+                <w:sz w:val="18"/>
+                <w:szCs w:val="18"/>
+                <w:lang w:val="ru-RU" w:eastAsia="en-AU"/>
+              </w:rPr>
+              <w:t>выбрать «устройство2»</w:t>
             </w:r>
           </w:p>
         </w:tc>
@@ -14817,7 +14846,25 @@
                 <w:szCs w:val="18"/>
                 <w:lang w:val="ru-RU" w:eastAsia="en-AU"/>
               </w:rPr>
-              <w:t>2. Отобразится название «устройство2»</w:t>
+              <w:t xml:space="preserve">2. </w:t>
+            </w:r>
+            <w:r>
+              <w:rPr>
+                <w:rFonts w:ascii="Microsoft YaHei" w:eastAsia="Microsoft YaHei" w:hAnsi="Microsoft YaHei" w:cs="Arial"/>
+                <w:sz w:val="18"/>
+                <w:szCs w:val="18"/>
+                <w:lang w:val="ru-RU" w:eastAsia="en-AU"/>
+              </w:rPr>
+              <w:t>о</w:t>
+            </w:r>
+            <w:r>
+              <w:rPr>
+                <w:rFonts w:ascii="Microsoft YaHei" w:eastAsia="Microsoft YaHei" w:hAnsi="Microsoft YaHei" w:cs="Arial"/>
+                <w:sz w:val="18"/>
+                <w:szCs w:val="18"/>
+                <w:lang w:val="ru-RU" w:eastAsia="en-AU"/>
+              </w:rPr>
+              <w:t>тобразится название «устройство2»</w:t>
             </w:r>
           </w:p>
         </w:tc>
@@ -15156,6 +15203,7 @@
           <w:sz w:val="18"/>
           <w:szCs w:val="18"/>
         </w:rPr>
+        <w:lastRenderedPageBreak/>
         <w:t>Test case #</w:t>
       </w:r>
       <w:r>
